--- a/docs/preview/Oct14_session1_materials.docx
+++ b/docs/preview/Oct14_session1_materials.docx
@@ -98,7 +98,7 @@
           <w:szCs w:val="18"/>
           <w:color w:val="545860"/>
         </w:rPr>
-        <w:t xml:space="preserve">Fictional GreenWaste case | invented figures</w:t>
+        <w:t xml:space="preserve">GreenWaste is a fictional training case.</w:t>
       </w:r>
     </w:p>
     <w:p>
@@ -2004,7 +2004,7 @@
           <w:szCs w:val="18"/>
           <w:color w:val="545860"/>
         </w:rPr>
-        <w:t xml:space="preserve">Fictional GreenWaste case | invented figures</w:t>
+        <w:t xml:space="preserve">GreenWaste is a fictional training case.</w:t>
       </w:r>
     </w:p>
     <w:p>
@@ -2379,7 +2379,7 @@
           <w:szCs w:val="18"/>
           <w:color w:val="545860"/>
         </w:rPr>
-        <w:t xml:space="preserve">Fictional GreenWaste case | invented figures</w:t>
+        <w:t xml:space="preserve">GreenWaste is a fictional training case.</w:t>
       </w:r>
     </w:p>
     <w:p>
@@ -2754,7 +2754,7 @@
           <w:szCs w:val="18"/>
           <w:color w:val="545860"/>
         </w:rPr>
-        <w:t xml:space="preserve">Fictional GreenWaste case | invented figures</w:t>
+        <w:t xml:space="preserve">GreenWaste is a fictional training case.</w:t>
       </w:r>
     </w:p>
     <w:p>
@@ -3129,7 +3129,7 @@
           <w:szCs w:val="18"/>
           <w:color w:val="545860"/>
         </w:rPr>
-        <w:t xml:space="preserve">Fictional GreenWaste case | invented figures</w:t>
+        <w:t xml:space="preserve">GreenWaste is a fictional training case.</w:t>
       </w:r>
     </w:p>
     <w:p>
@@ -3504,7 +3504,7 @@
           <w:szCs w:val="18"/>
           <w:color w:val="545860"/>
         </w:rPr>
-        <w:t xml:space="preserve">Fictional GreenWaste case | invented figures</w:t>
+        <w:t xml:space="preserve">GreenWaste is a fictional training case.</w:t>
       </w:r>
     </w:p>
     <w:p>
